--- a/barlow/finesst_submission/2_expertise_resources_NOT_anonymized/research_readiness_statement.docx
+++ b/barlow/finesst_submission/2_expertise_resources_NOT_anonymized/research_readiness_statement.docx
@@ -23,7 +23,7 @@
           <w:b w:val="0"/>
           <w:i/>
         </w:rPr>
-        <w:t>FINESST companion document (1-page limit + graduate study timeline). This section is NOT anonymized — it names the FI and institution. Items in [brackets] are placeholders the FI must fill in personally; do not submit with brackets remaining.</w:t>
+        <w:t>FINESST companion document (1-page limit). NOT anonymized. Red [brackets] are the few items still to confirm.</w:t>
       </w:r>
     </w:p>
     <w:p>
@@ -32,20 +32,6 @@
           <w:bottom w:val="single" w:sz="6" w:space="1" w:color="BBBBBB"/>
         </w:pBdr>
       </w:pPr>
-    </w:p>
-    <w:p>
-      <w:pPr>
-        <w:spacing w:before="140" w:after="60"/>
-      </w:pPr>
-      <w:r>
-        <w:rPr>
-          <w:rFonts w:ascii="Calibri" w:hAnsi="Calibri"/>
-          <w:b/>
-          <w:i w:val="0"/>
-          <w:sz w:val="24"/>
-        </w:rPr>
-        <w:t>Preparation</w:t>
-      </w:r>
     </w:p>
     <w:p>
       <w:pPr>
@@ -65,7 +51,7 @@
           <w:b w:val="0"/>
           <w:i w:val="0"/>
         </w:rPr>
-        <w:t xml:space="preserve"> [FI name] is a [PhD/MS] student in [department], [university], enrolled since [term/year], expected graduation [term/year]. [Advisor name] ([title]) is the proposal PI.</w:t>
+        <w:t xml:space="preserve"> Colton Goodrich is a PhD student in Geosensing Systems Engineering &amp; Sciences at the University of Houston (enrolled August 2025; expected graduation August 2029). Craig L. Glennie (Professor) is the proposal PI.</w:t>
       </w:r>
     </w:p>
     <w:p>
@@ -86,7 +72,7 @@
           <w:b w:val="0"/>
           <w:i w:val="0"/>
         </w:rPr>
-        <w:t xml:space="preserve"> The FI independently designed and built an end-to-end terrain-analysis pipeline on airborne lidar for an unrelated landscape (detecting historical disturbance features — excavated pits, access roads, and cleared pads — across the Appalachian Plateau): raw point-cloud processing (PDAL), bare-earth derivative generation (GDAL/WhiteboxTools), hand-labeled training-set construction in QGIS, U-Net and instance-segmentation model training and honest per-instance evaluation (PyTorch), and DEM-of-Difference change analysis with ICP co-registration and robust (NMAD-based) uncertainty. This is the same method stack the proposed project uses: every tool named in the S/T/M methodology is one the FI already operates end to end.</w:t>
+        <w:t xml:space="preserve"> The FI's doctoral research applies L-band SAR interferometry (SAOCOM-1A/1B, P-SBAS) to DEM generation and validation for NASA's Surface Topography and Vegetation (STV) Decadal Survey — DEM differencing and accuracy assessment against airborne lidar and Copernicus GLO-30 using robust statistics. The FI also independently built an end-to-end airborne-lidar terrain-analysis pipeline on the Appalachian Plateau: PDAL point-cloud processing, GDAL/WhiteboxTools derivatives, QGIS labeling, U-Net and instance-segmentation training in PyTorch, and DEM-of-Difference change analysis with ICP co-registration and NMAD-based uncertainty — the exact method stack this project uses.</w:t>
       </w:r>
     </w:p>
     <w:p>
@@ -99,7 +85,7 @@
           <w:b w:val="0"/>
           <w:i w:val="0"/>
         </w:rPr>
-        <w:t>Coursework completed.</w:t>
+        <w:t>Coursework.</w:t>
       </w:r>
       <w:r>
         <w:rPr>
@@ -107,7 +93,39 @@
           <w:b w:val="0"/>
           <w:i w:val="0"/>
         </w:rPr>
-        <w:t xml:space="preserve"> [List: e.g., remote sensing, GIS, statistics/ML courses with numbers and grades — pull from transcript.]</w:t>
+        <w:t xml:space="preserve"> </w:t>
+      </w:r>
+      <w:r>
+        <w:rPr>
+          <w:rFonts w:ascii="Calibri" w:hAnsi="Calibri"/>
+          <w:b w:val="0"/>
+          <w:i/>
+        </w:rPr>
+        <w:t>Completed:</w:t>
+      </w:r>
+      <w:r>
+        <w:rPr>
+          <w:rFonts w:ascii="Calibri" w:hAnsi="Calibri"/>
+          <w:b w:val="0"/>
+          <w:i w:val="0"/>
+        </w:rPr>
+        <w:t xml:space="preserve"> graduate remote-sensing/geosensing coursework at UH (2025–present) [add course numbers/grades from transcript]; Geospatial Analysis certificate (Weber State, 2019); M.S./B.S. Geology (Brigham Young University). </w:t>
+      </w:r>
+      <w:r>
+        <w:rPr>
+          <w:rFonts w:ascii="Calibri" w:hAnsi="Calibri"/>
+          <w:b w:val="0"/>
+          <w:i/>
+        </w:rPr>
+        <w:t>Planned:</w:t>
+      </w:r>
+      <w:r>
+        <w:rPr>
+          <w:rFonts w:ascii="Calibri" w:hAnsi="Calibri"/>
+          <w:b w:val="0"/>
+          <w:i w:val="0"/>
+        </w:rPr>
+        <w:t xml:space="preserve"> [Bayesian/hierarchical statistical modeling course, term] and [cold-regions geomorphology or hydrology course, or directed reading with the PI, term] — closing the two skill gaps: hierarchical driver modeling (O1) and Antarctic process knowledge.</w:t>
       </w:r>
     </w:p>
     <w:p>
@@ -120,7 +138,7 @@
           <w:b w:val="0"/>
           <w:i w:val="0"/>
         </w:rPr>
-        <w:t>Coursework planned.</w:t>
+        <w:t>Skills.</w:t>
       </w:r>
       <w:r>
         <w:rPr>
@@ -128,28 +146,7 @@
           <w:b w:val="0"/>
           <w:i w:val="0"/>
         </w:rPr>
-        <w:t xml:space="preserve"> [Bayesian / hierarchical statistical modeling course, term]; [polar/cold-regions geomorphology or hydrology course or directed reading with the PI, term]. These directly close the two stated skill gaps: hierarchical driver modeling (O1) and Antarctic process knowledge.</w:t>
-      </w:r>
-    </w:p>
-    <w:p>
-      <w:pPr>
-        <w:spacing w:after="120"/>
-      </w:pPr>
-      <w:r>
-        <w:rPr>
-          <w:rFonts w:ascii="Calibri" w:hAnsi="Calibri"/>
-          <w:b w:val="0"/>
-          <w:i w:val="0"/>
-        </w:rPr>
-        <w:t>Skills inventory.</w:t>
-      </w:r>
-      <w:r>
-        <w:rPr>
-          <w:rFonts w:ascii="Calibri" w:hAnsi="Calibri"/>
-          <w:b w:val="0"/>
-          <w:i w:val="0"/>
-        </w:rPr>
-        <w:t xml:space="preserve"> Python scientific stack, PDAL/GDAL/WhiteboxTools, PyTorch, QGIS; version-controlled, documentation-first research practice (public repository, per-experiment write-ups, append-only analysis log). [Add: any field experience, presentations, publications, teaching.]</w:t>
+        <w:t xml:space="preserve"> Python (NumPy, Pandas, GDAL, Rasterio, geopandas, PyTorch, ArcPy), SQL, MATLAB; PDAL, WhiteboxTools, ArcGIS Pro, QGIS, ENVI; SAR/InSAR, DEM differencing, NMAD/RMSE accuracy assessment; version-controlled, documentation-first practice (public repositories, per-experiment write-ups, analysis logs). Five years as an Environmental Scientist (Utah Division of Oil, Gas &amp; Mining) in geospatial automation and technical presentation.</w:t>
       </w:r>
     </w:p>
     <w:p>
@@ -170,344 +167,29 @@
           <w:b w:val="0"/>
           <w:i w:val="0"/>
         </w:rPr>
-        <w:t xml:space="preserve"> The proposed work begins with data acquisition and pipeline construction from public archives — the exact activity the FI's prior project consisted of. The new elements (Antarctic hydrology context, hierarchical modeling) are scheduled as Year-1 coursework and PI mentorship, before the analyses that need them.</w:t>
+        <w:t xml:space="preserve"> The work begins with public-archive data acquisition and pipeline construction — the FI's demonstrated strength across both the STV DEM research and the Appalachian project. The new elements (Antarctic hydrology, hierarchical modeling) are scheduled as Year-1 coursework and PI mentorship, before the analyses that need them.</w:t>
       </w:r>
     </w:p>
     <w:p>
       <w:pPr>
-        <w:spacing w:before="140" w:after="60"/>
+        <w:spacing w:after="120"/>
       </w:pPr>
       <w:r>
         <w:rPr>
           <w:rFonts w:ascii="Calibri" w:hAnsi="Calibri"/>
-          <w:b/>
+          <w:b w:val="0"/>
           <w:i w:val="0"/>
-          <w:sz w:val="24"/>
         </w:rPr>
-        <w:t>Graduate study timeline</w:t>
+        <w:t>Graduate study timeline.</w:t>
       </w:r>
-    </w:p>
-    <w:tbl>
-      <w:tblPr>
-        <w:tblStyle w:val="TableGrid"/>
-        <w:tblW w:type="auto" w:w="0"/>
-        <w:jc w:val="center"/>
-        <w:tblLayout w:type="autofit"/>
-        <w:tblLook w:firstColumn="1" w:firstRow="1" w:lastColumn="0" w:lastRow="0" w:noHBand="0" w:noVBand="1" w:val="04A0"/>
-      </w:tblPr>
-      <w:tblGrid>
-        <w:gridCol w:w="4680"/>
-        <w:gridCol w:w="4680"/>
-      </w:tblGrid>
-      <w:tr>
-        <w:tc>
-          <w:tcPr>
-            <w:tcW w:type="dxa" w:w="4680"/>
-            <w:shd w:val="clear" w:fill="E8E8E8"/>
-          </w:tcPr>
-          <w:p>
-            <w:pPr>
-              <w:spacing w:after="20"/>
-            </w:pPr>
-            <w:r>
-              <w:rPr>
-                <w:b/>
-              </w:rPr>
-            </w:r>
-            <w:r>
-              <w:rPr>
-                <w:rFonts w:ascii="Calibri" w:hAnsi="Calibri"/>
-                <w:b/>
-                <w:i w:val="0"/>
-                <w:sz w:val="18"/>
-              </w:rPr>
-              <w:t>Item</w:t>
-            </w:r>
-          </w:p>
-        </w:tc>
-        <w:tc>
-          <w:tcPr>
-            <w:tcW w:type="dxa" w:w="4680"/>
-            <w:shd w:val="clear" w:fill="E8E8E8"/>
-          </w:tcPr>
-          <w:p>
-            <w:pPr>
-              <w:spacing w:after="20"/>
-            </w:pPr>
-            <w:r>
-              <w:rPr>
-                <w:b/>
-              </w:rPr>
-            </w:r>
-            <w:r>
-              <w:rPr>
-                <w:rFonts w:ascii="Calibri" w:hAnsi="Calibri"/>
-                <w:b/>
-                <w:i w:val="0"/>
-                <w:sz w:val="18"/>
-              </w:rPr>
-              <w:t>Detail</w:t>
-            </w:r>
-          </w:p>
-        </w:tc>
-      </w:tr>
-      <w:tr>
-        <w:tc>
-          <w:tcPr>
-            <w:tcW w:type="dxa" w:w="4680"/>
-          </w:tcPr>
-          <w:p>
-            <w:pPr>
-              <w:spacing w:after="20"/>
-            </w:pPr>
-            <w:r/>
-            <w:r>
-              <w:rPr>
-                <w:rFonts w:ascii="Calibri" w:hAnsi="Calibri"/>
-                <w:b w:val="0"/>
-                <w:i w:val="0"/>
-                <w:sz w:val="18"/>
-              </w:rPr>
-              <w:t>Degree sought</w:t>
-            </w:r>
-          </w:p>
-        </w:tc>
-        <w:tc>
-          <w:tcPr>
-            <w:tcW w:type="dxa" w:w="4680"/>
-          </w:tcPr>
-          <w:p>
-            <w:pPr>
-              <w:spacing w:after="20"/>
-            </w:pPr>
-            <w:r/>
-            <w:r>
-              <w:rPr>
-                <w:rFonts w:ascii="Calibri" w:hAnsi="Calibri"/>
-                <w:b w:val="0"/>
-                <w:i w:val="0"/>
-                <w:sz w:val="18"/>
-              </w:rPr>
-              <w:t>[PhD/MS], [subject area]</w:t>
-            </w:r>
-          </w:p>
-        </w:tc>
-      </w:tr>
-      <w:tr>
-        <w:tc>
-          <w:tcPr>
-            <w:tcW w:type="dxa" w:w="4680"/>
-          </w:tcPr>
-          <w:p>
-            <w:pPr>
-              <w:spacing w:after="20"/>
-            </w:pPr>
-            <w:r/>
-            <w:r>
-              <w:rPr>
-                <w:rFonts w:ascii="Calibri" w:hAnsi="Calibri"/>
-                <w:b w:val="0"/>
-                <w:i w:val="0"/>
-                <w:sz w:val="18"/>
-              </w:rPr>
-              <w:t>Enrolled since</w:t>
-            </w:r>
-          </w:p>
-        </w:tc>
-        <w:tc>
-          <w:tcPr>
-            <w:tcW w:type="dxa" w:w="4680"/>
-          </w:tcPr>
-          <w:p>
-            <w:pPr>
-              <w:spacing w:after="20"/>
-            </w:pPr>
-            <w:r/>
-            <w:r>
-              <w:rPr>
-                <w:rFonts w:ascii="Calibri" w:hAnsi="Calibri"/>
-                <w:b w:val="0"/>
-                <w:i w:val="0"/>
-                <w:sz w:val="18"/>
-              </w:rPr>
-              <w:t>[term, year]</w:t>
-            </w:r>
-          </w:p>
-        </w:tc>
-      </w:tr>
-      <w:tr>
-        <w:tc>
-          <w:tcPr>
-            <w:tcW w:type="dxa" w:w="4680"/>
-          </w:tcPr>
-          <w:p>
-            <w:pPr>
-              <w:spacing w:after="20"/>
-            </w:pPr>
-            <w:r/>
-            <w:r>
-              <w:rPr>
-                <w:rFonts w:ascii="Calibri" w:hAnsi="Calibri"/>
-                <w:b w:val="0"/>
-                <w:i w:val="0"/>
-                <w:sz w:val="18"/>
-              </w:rPr>
-              <w:t>Qualifying/candidacy exam</w:t>
-            </w:r>
-          </w:p>
-        </w:tc>
-        <w:tc>
-          <w:tcPr>
-            <w:tcW w:type="dxa" w:w="4680"/>
-          </w:tcPr>
-          <w:p>
-            <w:pPr>
-              <w:spacing w:after="20"/>
-            </w:pPr>
-            <w:r/>
-            <w:r>
-              <w:rPr>
-                <w:rFonts w:ascii="Calibri" w:hAnsi="Calibri"/>
-                <w:b w:val="0"/>
-                <w:i w:val="0"/>
-                <w:sz w:val="18"/>
-              </w:rPr>
-              <w:t>[completed date / planned term]</w:t>
-            </w:r>
-          </w:p>
-        </w:tc>
-      </w:tr>
-      <w:tr>
-        <w:tc>
-          <w:tcPr>
-            <w:tcW w:type="dxa" w:w="4680"/>
-          </w:tcPr>
-          <w:p>
-            <w:pPr>
-              <w:spacing w:after="20"/>
-            </w:pPr>
-            <w:r/>
-            <w:r>
-              <w:rPr>
-                <w:rFonts w:ascii="Calibri" w:hAnsi="Calibri"/>
-                <w:b w:val="0"/>
-                <w:i w:val="0"/>
-                <w:sz w:val="18"/>
-              </w:rPr>
-              <w:t>Proposed FINESST period</w:t>
-            </w:r>
-          </w:p>
-        </w:tc>
-        <w:tc>
-          <w:tcPr>
-            <w:tcW w:type="dxa" w:w="4680"/>
-          </w:tcPr>
-          <w:p>
-            <w:pPr>
-              <w:spacing w:after="20"/>
-            </w:pPr>
-            <w:r/>
-            <w:r>
-              <w:rPr>
-                <w:rFonts w:ascii="Calibri" w:hAnsi="Calibri"/>
-                <w:b w:val="0"/>
-                <w:i w:val="0"/>
-                <w:sz w:val="18"/>
-              </w:rPr>
-              <w:t>Award start + 3 years</w:t>
-            </w:r>
-          </w:p>
-        </w:tc>
-      </w:tr>
-      <w:tr>
-        <w:tc>
-          <w:tcPr>
-            <w:tcW w:type="dxa" w:w="4680"/>
-          </w:tcPr>
-          <w:p>
-            <w:pPr>
-              <w:spacing w:after="20"/>
-            </w:pPr>
-            <w:r/>
-            <w:r>
-              <w:rPr>
-                <w:rFonts w:ascii="Calibri" w:hAnsi="Calibri"/>
-                <w:b w:val="0"/>
-                <w:i w:val="0"/>
-                <w:sz w:val="18"/>
-              </w:rPr>
-              <w:t>Expected graduation</w:t>
-            </w:r>
-          </w:p>
-        </w:tc>
-        <w:tc>
-          <w:tcPr>
-            <w:tcW w:type="dxa" w:w="4680"/>
-          </w:tcPr>
-          <w:p>
-            <w:pPr>
-              <w:spacing w:after="20"/>
-            </w:pPr>
-            <w:r/>
-            <w:r>
-              <w:rPr>
-                <w:rFonts w:ascii="Calibri" w:hAnsi="Calibri"/>
-                <w:b w:val="0"/>
-                <w:i w:val="0"/>
-                <w:sz w:val="18"/>
-              </w:rPr>
-              <w:t>[term, year — must accommodate the 3-year award]</w:t>
-            </w:r>
-          </w:p>
-        </w:tc>
-      </w:tr>
-      <w:tr>
-        <w:tc>
-          <w:tcPr>
-            <w:tcW w:type="dxa" w:w="4680"/>
-          </w:tcPr>
-          <w:p>
-            <w:pPr>
-              <w:spacing w:after="20"/>
-            </w:pPr>
-            <w:r/>
-            <w:r>
-              <w:rPr>
-                <w:rFonts w:ascii="Calibri" w:hAnsi="Calibri"/>
-                <w:b w:val="0"/>
-                <w:i w:val="0"/>
-                <w:sz w:val="18"/>
-              </w:rPr>
-              <w:t>Milestones during award</w:t>
-            </w:r>
-          </w:p>
-        </w:tc>
-        <w:tc>
-          <w:tcPr>
-            <w:tcW w:type="dxa" w:w="4680"/>
-          </w:tcPr>
-          <w:p>
-            <w:pPr>
-              <w:spacing w:after="20"/>
-            </w:pPr>
-            <w:r/>
-            <w:r>
-              <w:rPr>
-                <w:rFonts w:ascii="Calibri" w:hAnsi="Calibri"/>
-                <w:b w:val="0"/>
-                <w:i w:val="0"/>
-                <w:sz w:val="18"/>
-              </w:rPr>
-              <w:t>Yr 1: coursework + attribution manuscript; Yr 2: generalization paper + AGU; Yr 3: synthesis + defense</w:t>
-            </w:r>
-          </w:p>
-        </w:tc>
-      </w:tr>
-    </w:tbl>
-    <w:p>
-      <w:pPr>
-        <w:spacing w:after="40"/>
-      </w:pPr>
+      <w:r>
+        <w:rPr>
+          <w:rFonts w:ascii="Calibri" w:hAnsi="Calibri"/>
+          <w:b w:val="0"/>
+          <w:i w:val="0"/>
+        </w:rPr>
+        <w:t xml:space="preserve"> PhD, Geosensing Systems Engineering &amp; Sciences; enrolled August 2025; qualifying/candidacy exam [completed date / planned term]; proposed FINESST period 01/2027–12/2029 (start + 3 years); expected graduation August 2029 [confirm — a full 3-year award through 12/2029 needs graduation ≥ 12/2029]. Milestones: Yr 1 coursework + attribution manuscript; Yr 2 generalization paper + AGU; Yr 3 synthesis + defense.</w:t>
+      </w:r>
     </w:p>
     <w:sectPr>
       <w:footerReference w:type="default" r:id="rId9"/>

--- a/barlow/finesst_submission/2_expertise_resources_NOT_anonymized/research_readiness_statement.docx
+++ b/barlow/finesst_submission/2_expertise_resources_NOT_anonymized/research_readiness_statement.docx
@@ -72,7 +72,7 @@
           <w:b w:val="0"/>
           <w:i w:val="0"/>
         </w:rPr>
-        <w:t xml:space="preserve"> The FI's doctoral research applies L-band SAR interferometry (SAOCOM-1A/1B, P-SBAS) to DEM generation and validation for NASA's Surface Topography and Vegetation (STV) Decadal Survey — DEM differencing and accuracy assessment against airborne lidar and Copernicus GLO-30 using robust statistics. The FI also independently built an end-to-end airborne-lidar terrain-analysis pipeline on the Appalachian Plateau: PDAL point-cloud processing, GDAL/WhiteboxTools derivatives, QGIS labeling, U-Net and instance-segmentation training in PyTorch, and DEM-of-Difference change analysis with ICP co-registration and NMAD-based uncertainty — the exact method stack this project uses.</w:t>
+        <w:t xml:space="preserve"> The FI independently designed and built an end-to-end airborne-lidar terrain-analysis pipeline on the Appalachian Plateau (detecting historical disturbance features — excavated pits, access roads, and cleared pads): PDAL point-cloud processing, GDAL/WhiteboxTools bare-earth derivatives, hand-labeled training sets in QGIS, U-Net and instance-segmentation training with honest per-instance evaluation (PyTorch), and DEM-of-Difference change analysis with ICP co-registration and robust (NMAD-based) uncertainty. This is the exact method stack the proposed project uses — every tool named in the S/T/M methodology is one the FI already operates end to end. The FI has additionally applied InSAR-based DEM generation and accuracy assessment against lidar references in support of NASA Surface Topography and Vegetation (STV) objectives — further reinforcing the differencing and uncertainty methods central to this proposal.</w:t>
       </w:r>
     </w:p>
     <w:p>

--- a/barlow/finesst_submission/2_expertise_resources_NOT_anonymized/research_readiness_statement.docx
+++ b/barlow/finesst_submission/2_expertise_resources_NOT_anonymized/research_readiness_statement.docx
@@ -62,13 +62,13 @@
         <w:t>c. Other relevant experience. The FI independently designed and built</w:t>
       </w:r>
       <w:r>
-        <w:t xml:space="preserve"> an end-to-end airborne-lidar terrain-analysis pipeline on the Appalachian Plateau — point-cloud processing (PDAL), bare-earth derivative generation (GDAL/WhiteboxTools), hand-labeled training-set construction (QGIS), U-Net and instance-segmentation model </w:t>
+        <w:t xml:space="preserve"> an end-to-end airborne-LiDAR terrain-analysis pipeline on the Appalachian Plateau — point-cloud processing (PDAL), bare-earth derivative generation (GDAL/WhiteboxTools), hand-labeled training-set construction (QGIS), U-Net and instance-segmentation model </w:t>
       </w:r>
       <w:r>
         <w:t>training (PyTorch), and DEM-of-Difference change analysis with ICP co-registration and NMAD-based uncertainty — an independent research project that exercises the methods used in the proposed work. Additional relevant experience includes InSAR-based DEM ge</w:t>
       </w:r>
       <w:r>
-        <w:t>neration and accuracy assessment against lidar references; five years as an Environmental Scientist at the Utah Division of Oil, Gas &amp; Mining (geospatial data analysis and Python automation); prior work as an Earth Scientist at Chevron; a graduate teaching</w:t>
+        <w:t>neration and accuracy assessment against LiDAR references; five years as an Environmental Scientist at the Utah Division of Oil, Gas &amp; Mining (geospatial data analysis and Python automation); prior work as an Earth Scientist at Chevron; a graduate teaching</w:t>
       </w:r>
       <w:r>
         <w:t xml:space="preserve"> assistantship at Brigham Young University; and a Python Programming course (The Tech Academy, 2024).</w:t>
